--- a/Nitya_Laptop/MB Section/3-Battery Charging/Charging Process.docx
+++ b/Nitya_Laptop/MB Section/3-Battery Charging/Charging Process.docx
@@ -1,6 +1,6 @@
 
 <file path=word/document.xml><?xml version="1.0" encoding="utf-8"?>
-<w:document xmlns:wpc="http://schemas.microsoft.com/office/word/2010/wordprocessingCanvas" xmlns:cx="http://schemas.microsoft.com/office/drawing/2014/chartex" xmlns:cx1="http://schemas.microsoft.com/office/drawing/2015/9/8/chartex" xmlns:cx2="http://schemas.microsoft.com/office/drawing/2015/10/21/chartex" xmlns:cx3="http://schemas.microsoft.com/office/drawing/2016/5/9/chartex" xmlns:cx4="http://schemas.microsoft.com/office/drawing/2016/5/10/chartex" xmlns:cx5="http://schemas.microsoft.com/office/drawing/2016/5/11/chartex" xmlns:cx6="http://schemas.microsoft.com/office/drawing/2016/5/12/chartex" xmlns:cx7="http://schemas.microsoft.com/office/drawing/2016/5/13/chartex" xmlns:cx8="http://schemas.microsoft.com/office/drawing/2016/5/14/chartex" xmlns:mc="http://schemas.openxmlformats.org/markup-compatibility/2006" xmlns:aink="http://schemas.microsoft.com/office/drawing/2016/ink" xmlns:am3d="http://schemas.microsoft.com/office/drawing/2017/model3d" xmlns:o="urn:schemas-microsoft-com:office:office" xmlns:oel="http://schemas.microsoft.com/office/2019/extlst" xmlns:r="http://schemas.openxmlformats.org/officeDocument/2006/relationships" xmlns:m="http://schemas.openxmlformats.org/officeDocument/2006/math" xmlns:v="urn:schemas-microsoft-com:vml" xmlns:wp14="http://schemas.microsoft.com/office/word/2010/wordprocessingDrawing" xmlns:wp="http://schemas.openxmlformats.org/drawingml/2006/wordprocessingDrawing" xmlns:w10="urn:schemas-microsoft-com:office:word" xmlns:w="http://schemas.openxmlformats.org/wordprocessingml/2006/main" xmlns:w14="http://schemas.microsoft.com/office/word/2010/wordml" xmlns:w15="http://schemas.microsoft.com/office/word/2012/wordml" xmlns:w16cex="http://schemas.microsoft.com/office/word/2018/wordml/cex" xmlns:w16cid="http://schemas.microsoft.com/office/word/2016/wordml/cid" xmlns:w16="http://schemas.microsoft.com/office/word/2018/wordml" xmlns:w16sdtdh="http://schemas.microsoft.com/office/word/2020/wordml/sdtdatahash" xmlns:w16se="http://schemas.microsoft.com/office/word/2015/wordml/symex" xmlns:wpg="http://schemas.microsoft.com/office/word/2010/wordprocessingGroup" xmlns:wpi="http://schemas.microsoft.com/office/word/2010/wordprocessingInk" xmlns:wne="http://schemas.microsoft.com/office/word/2006/wordml" xmlns:wps="http://schemas.microsoft.com/office/word/2010/wordprocessingShape" mc:Ignorable="w14 w15 w16se w16cid w16 w16cex w16sdtdh wp14">
+<w:document xmlns:wpc="http://schemas.microsoft.com/office/word/2010/wordprocessingCanvas" xmlns:cx="http://schemas.microsoft.com/office/drawing/2014/chartex" xmlns:cx1="http://schemas.microsoft.com/office/drawing/2015/9/8/chartex" xmlns:cx2="http://schemas.microsoft.com/office/drawing/2015/10/21/chartex" xmlns:cx3="http://schemas.microsoft.com/office/drawing/2016/5/9/chartex" xmlns:cx4="http://schemas.microsoft.com/office/drawing/2016/5/10/chartex" xmlns:cx5="http://schemas.microsoft.com/office/drawing/2016/5/11/chartex" xmlns:cx6="http://schemas.microsoft.com/office/drawing/2016/5/12/chartex" xmlns:cx7="http://schemas.microsoft.com/office/drawing/2016/5/13/chartex" xmlns:cx8="http://schemas.microsoft.com/office/drawing/2016/5/14/chartex" xmlns:mc="http://schemas.openxmlformats.org/markup-compatibility/2006" xmlns:aink="http://schemas.microsoft.com/office/drawing/2016/ink" xmlns:am3d="http://schemas.microsoft.com/office/drawing/2017/model3d" xmlns:o="urn:schemas-microsoft-com:office:office" xmlns:r="http://schemas.openxmlformats.org/officeDocument/2006/relationships" xmlns:m="http://schemas.openxmlformats.org/officeDocument/2006/math" xmlns:v="urn:schemas-microsoft-com:vml" xmlns:wp14="http://schemas.microsoft.com/office/word/2010/wordprocessingDrawing" xmlns:wp="http://schemas.openxmlformats.org/drawingml/2006/wordprocessingDrawing" xmlns:w10="urn:schemas-microsoft-com:office:word" xmlns:w="http://schemas.openxmlformats.org/wordprocessingml/2006/main" xmlns:w14="http://schemas.microsoft.com/office/word/2010/wordml" xmlns:w15="http://schemas.microsoft.com/office/word/2012/wordml" xmlns:w16cex="http://schemas.microsoft.com/office/word/2018/wordml/cex" xmlns:w16cid="http://schemas.microsoft.com/office/word/2016/wordml/cid" xmlns:w16="http://schemas.microsoft.com/office/word/2018/wordml" xmlns:w16sdtdh="http://schemas.microsoft.com/office/word/2020/wordml/sdtdatahash" xmlns:w16se="http://schemas.microsoft.com/office/word/2015/wordml/symex" xmlns:wpg="http://schemas.microsoft.com/office/word/2010/wordprocessingGroup" xmlns:wpi="http://schemas.microsoft.com/office/word/2010/wordprocessingInk" xmlns:wne="http://schemas.microsoft.com/office/word/2006/wordml" xmlns:wps="http://schemas.microsoft.com/office/word/2010/wordprocessingShape" mc:Ignorable="w14 w15 w16se w16cid w16 w16cex w16sdtdh wp14">
   <w:body>
     <w:p>
       <w:r>
@@ -196,13 +196,7 @@
         <w:rPr>
           <w:rFonts w:ascii="Georgia" w:hAnsi="Georgia"/>
         </w:rPr>
-        <w:t xml:space="preserve">SIO </w:t>
-      </w:r>
-      <w:r>
-        <w:rPr>
-          <w:rFonts w:ascii="Georgia" w:hAnsi="Georgia"/>
-        </w:rPr>
-        <w:t>(LDO</w:t>
+        <w:t>SIO (LDO</w:t>
       </w:r>
       <w:r>
         <w:rPr>
@@ -214,19 +208,7 @@
         <w:rPr>
           <w:rFonts w:ascii="Georgia" w:hAnsi="Georgia"/>
         </w:rPr>
-        <w:t xml:space="preserve"> honi chahiye pull ke throug</w:t>
-      </w:r>
-      <w:r>
-        <w:rPr>
-          <w:rFonts w:ascii="Georgia" w:hAnsi="Georgia"/>
-        </w:rPr>
-        <w:t>h</w:t>
-      </w:r>
-      <w:r>
-        <w:rPr>
-          <w:rFonts w:ascii="Georgia" w:hAnsi="Georgia"/>
-        </w:rPr>
-        <w:t>)</w:t>
+        <w:t xml:space="preserve"> honi chahiye pull ke through)</w:t>
       </w:r>
     </w:p>
     <w:p>
@@ -241,19 +223,7 @@
         <w:rPr>
           <w:rFonts w:ascii="Georgia" w:hAnsi="Georgia"/>
         </w:rPr>
-        <w:t>Battery Presert (</w:t>
-      </w:r>
-      <w:r>
-        <w:rPr>
-          <w:rFonts w:ascii="Georgia" w:hAnsi="Georgia"/>
-        </w:rPr>
-        <w:t>LDO honi chahiye pull ke throug</w:t>
-      </w:r>
-      <w:r>
-        <w:rPr>
-          <w:rFonts w:ascii="Georgia" w:hAnsi="Georgia"/>
-        </w:rPr>
-        <w:t>h - high hai to low aur low hai to high)</w:t>
+        <w:t>Battery Presert (LDO honi chahiye pull ke through - high hai to low aur low hai to high)</w:t>
       </w:r>
     </w:p>
     <w:p>
@@ -272,13 +242,7 @@
         <w:rPr>
           <w:rFonts w:ascii="Georgia" w:hAnsi="Georgia"/>
         </w:rPr>
-        <w:t>SM_DATA (</w:t>
-      </w:r>
-      <w:r>
-        <w:rPr>
-          <w:rFonts w:ascii="Georgia" w:hAnsi="Georgia"/>
-        </w:rPr>
-        <w:t>LDO</w:t>
+        <w:t>SM_DATA (LDO</w:t>
       </w:r>
       <w:r>
         <w:rPr>
@@ -290,13 +254,7 @@
         <w:rPr>
           <w:rFonts w:ascii="Georgia" w:hAnsi="Georgia"/>
         </w:rPr>
-        <w:t xml:space="preserve"> honi chahiye pull ke through</w:t>
-      </w:r>
-      <w:r>
-        <w:rPr>
-          <w:rFonts w:ascii="Georgia" w:hAnsi="Georgia"/>
-        </w:rPr>
-        <w:t>)</w:t>
+        <w:t xml:space="preserve"> honi chahiye pull ke through)</w:t>
       </w:r>
     </w:p>
     <w:p>
@@ -315,13 +273,7 @@
         <w:rPr>
           <w:rFonts w:ascii="Georgia" w:hAnsi="Georgia"/>
         </w:rPr>
-        <w:t>SM_SCL(</w:t>
-      </w:r>
-      <w:r>
-        <w:rPr>
-          <w:rFonts w:ascii="Georgia" w:hAnsi="Georgia"/>
-        </w:rPr>
-        <w:t>LDO</w:t>
+        <w:t>SM_SCL(LDO</w:t>
       </w:r>
       <w:r>
         <w:rPr>
@@ -333,13 +285,7 @@
         <w:rPr>
           <w:rFonts w:ascii="Georgia" w:hAnsi="Georgia"/>
         </w:rPr>
-        <w:t xml:space="preserve"> honi chahiye pull ke through</w:t>
-      </w:r>
-      <w:r>
-        <w:rPr>
-          <w:rFonts w:ascii="Georgia" w:hAnsi="Georgia"/>
-        </w:rPr>
-        <w:t>)</w:t>
+        <w:t xml:space="preserve"> honi chahiye pull ke through)</w:t>
       </w:r>
     </w:p>
     <w:p>
@@ -358,13 +304,7 @@
         <w:rPr>
           <w:rFonts w:ascii="Georgia" w:hAnsi="Georgia"/>
         </w:rPr>
-        <w:t>BI (</w:t>
-      </w:r>
-      <w:r>
-        <w:rPr>
-          <w:rFonts w:ascii="Georgia" w:hAnsi="Georgia"/>
-        </w:rPr>
-        <w:t>LDO</w:t>
+        <w:t>BI (LDO</w:t>
       </w:r>
       <w:r>
         <w:rPr>
@@ -376,13 +316,7 @@
         <w:rPr>
           <w:rFonts w:ascii="Georgia" w:hAnsi="Georgia"/>
         </w:rPr>
-        <w:t xml:space="preserve"> honi chahiye pull ke through</w:t>
-      </w:r>
-      <w:r>
-        <w:rPr>
-          <w:rFonts w:ascii="Georgia" w:hAnsi="Georgia"/>
-        </w:rPr>
-        <w:t>)</w:t>
+        <w:t xml:space="preserve"> honi chahiye pull ke through)</w:t>
       </w:r>
       <w:r>
         <w:rPr>
@@ -460,6 +394,569 @@
         </w:rPr>
         <w:t>.</w:t>
       </w:r>
+    </w:p>
+    <w:p>
+      <w:pPr>
+        <w:pStyle w:val="ListParagraph"/>
+        <w:spacing w:line="360" w:lineRule="auto"/>
+        <w:rPr>
+          <w:rFonts w:ascii="Georgia" w:hAnsi="Georgia"/>
+        </w:rPr>
+      </w:pPr>
+    </w:p>
+    <w:p>
+      <w:pPr>
+        <w:pStyle w:val="ListParagraph"/>
+        <w:spacing w:line="360" w:lineRule="auto"/>
+        <w:rPr>
+          <w:rFonts w:ascii="Georgia" w:hAnsi="Georgia"/>
+        </w:rPr>
+      </w:pPr>
+    </w:p>
+    <w:p>
+      <w:pPr>
+        <w:pStyle w:val="ListParagraph"/>
+        <w:spacing w:line="360" w:lineRule="auto"/>
+        <w:rPr>
+          <w:rFonts w:ascii="Georgia" w:hAnsi="Georgia"/>
+        </w:rPr>
+      </w:pPr>
+    </w:p>
+    <w:p>
+      <w:pPr>
+        <w:pStyle w:val="ListParagraph"/>
+        <w:spacing w:line="360" w:lineRule="auto"/>
+        <w:rPr>
+          <w:rFonts w:ascii="Georgia" w:hAnsi="Georgia"/>
+        </w:rPr>
+      </w:pPr>
+    </w:p>
+    <w:p>
+      <w:pPr>
+        <w:pStyle w:val="ListParagraph"/>
+        <w:spacing w:line="360" w:lineRule="auto"/>
+        <w:rPr>
+          <w:rFonts w:ascii="Georgia" w:hAnsi="Georgia"/>
+        </w:rPr>
+      </w:pPr>
+    </w:p>
+    <w:p>
+      <w:pPr>
+        <w:pStyle w:val="ListParagraph"/>
+        <w:spacing w:line="360" w:lineRule="auto"/>
+        <w:rPr>
+          <w:rFonts w:ascii="Georgia" w:hAnsi="Georgia"/>
+        </w:rPr>
+      </w:pPr>
+    </w:p>
+    <w:p>
+      <w:pPr>
+        <w:pStyle w:val="ListParagraph"/>
+        <w:spacing w:line="360" w:lineRule="auto"/>
+        <w:rPr>
+          <w:rFonts w:ascii="Georgia" w:hAnsi="Georgia"/>
+        </w:rPr>
+      </w:pPr>
+    </w:p>
+    <w:p>
+      <w:pPr>
+        <w:pStyle w:val="ListParagraph"/>
+        <w:spacing w:line="360" w:lineRule="auto"/>
+        <w:rPr>
+          <w:rFonts w:ascii="Georgia" w:hAnsi="Georgia"/>
+          <w:b/>
+          <w:bCs/>
+        </w:rPr>
+      </w:pPr>
+      <w:r>
+        <w:rPr>
+          <w:rFonts w:ascii="Segoe UI Emoji" w:hAnsi="Segoe UI Emoji" w:cs="Segoe UI Emoji"/>
+          <w:b/>
+          <w:bCs/>
+        </w:rPr>
+        <w:lastRenderedPageBreak/>
+        <w:t>✅</w:t>
+      </w:r>
+      <w:r>
+        <w:rPr>
+          <w:b/>
+          <w:bCs/>
+        </w:rPr>
+        <w:t xml:space="preserve"> Sahi logic:</w:t>
+      </w:r>
+    </w:p>
+    <w:p>
+      <w:pPr>
+        <w:pStyle w:val="ListParagraph"/>
+        <w:spacing w:after="0" w:line="360" w:lineRule="auto"/>
+        <w:rPr>
+          <w:rFonts w:ascii="Courier New" w:hAnsi="Courier New" w:cs="Courier New"/>
+          <w:b/>
+          <w:bCs/>
+        </w:rPr>
+      </w:pPr>
+      <w:r>
+        <w:rPr>
+          <w:rFonts w:ascii="Courier New" w:hAnsi="Courier New" w:cs="Courier New"/>
+          <w:b/>
+          <w:bCs/>
+        </w:rPr>
+        <w:t>Adapter 19V</w:t>
+      </w:r>
+    </w:p>
+    <w:p>
+      <w:pPr>
+        <w:pStyle w:val="ListParagraph"/>
+        <w:spacing w:after="0" w:line="360" w:lineRule="auto"/>
+        <w:rPr>
+          <w:rFonts w:ascii="Courier New" w:hAnsi="Courier New" w:cs="Courier New"/>
+          <w:b/>
+          <w:bCs/>
+        </w:rPr>
+      </w:pPr>
+      <w:r>
+        <w:rPr>
+          <w:rFonts w:ascii="Courier New" w:hAnsi="Courier New" w:cs="Courier New"/>
+          <w:b/>
+          <w:bCs/>
+        </w:rPr>
+        <w:t>↓</w:t>
+      </w:r>
+    </w:p>
+    <w:p>
+      <w:pPr>
+        <w:pStyle w:val="ListParagraph"/>
+        <w:spacing w:after="0" w:line="360" w:lineRule="auto"/>
+        <w:rPr>
+          <w:rFonts w:ascii="Courier New" w:hAnsi="Courier New" w:cs="Courier New"/>
+          <w:b/>
+          <w:bCs/>
+        </w:rPr>
+      </w:pPr>
+      <w:r>
+        <w:rPr>
+          <w:rFonts w:ascii="Courier New" w:hAnsi="Courier New" w:cs="Courier New"/>
+          <w:b/>
+          <w:bCs/>
+        </w:rPr>
+        <w:t>Charger IC</w:t>
+      </w:r>
+    </w:p>
+    <w:p>
+      <w:pPr>
+        <w:pStyle w:val="ListParagraph"/>
+        <w:spacing w:after="0" w:line="360" w:lineRule="auto"/>
+        <w:rPr>
+          <w:rFonts w:ascii="Courier New" w:hAnsi="Courier New" w:cs="Courier New"/>
+          <w:b/>
+          <w:bCs/>
+        </w:rPr>
+      </w:pPr>
+      <w:r>
+        <w:rPr>
+          <w:rFonts w:ascii="Courier New" w:hAnsi="Courier New" w:cs="Courier New"/>
+          <w:b/>
+          <w:bCs/>
+        </w:rPr>
+        <w:t>↓</w:t>
+      </w:r>
+    </w:p>
+    <w:p>
+      <w:pPr>
+        <w:pStyle w:val="ListParagraph"/>
+        <w:spacing w:after="0" w:line="360" w:lineRule="auto"/>
+        <w:rPr>
+          <w:rFonts w:ascii="Courier New" w:hAnsi="Courier New" w:cs="Courier New"/>
+          <w:b/>
+          <w:bCs/>
+        </w:rPr>
+      </w:pPr>
+      <w:r>
+        <w:rPr>
+          <w:rFonts w:ascii="Courier New" w:hAnsi="Courier New" w:cs="Courier New"/>
+          <w:b/>
+          <w:bCs/>
+        </w:rPr>
+        <w:t>LDO 3.3V</w:t>
+      </w:r>
+    </w:p>
+    <w:p>
+      <w:pPr>
+        <w:pStyle w:val="ListParagraph"/>
+        <w:spacing w:after="0" w:line="360" w:lineRule="auto"/>
+        <w:rPr>
+          <w:rFonts w:ascii="Courier New" w:hAnsi="Courier New" w:cs="Courier New"/>
+          <w:b/>
+          <w:bCs/>
+        </w:rPr>
+      </w:pPr>
+      <w:r>
+        <w:rPr>
+          <w:rFonts w:ascii="Courier New" w:hAnsi="Courier New" w:cs="Courier New"/>
+          <w:b/>
+          <w:bCs/>
+        </w:rPr>
+        <w:t>↓</w:t>
+      </w:r>
+    </w:p>
+    <w:p>
+      <w:pPr>
+        <w:pStyle w:val="ListParagraph"/>
+        <w:spacing w:after="0" w:line="360" w:lineRule="auto"/>
+        <w:rPr>
+          <w:rFonts w:ascii="Courier New" w:hAnsi="Courier New" w:cs="Courier New"/>
+          <w:b/>
+          <w:bCs/>
+        </w:rPr>
+      </w:pPr>
+      <w:r>
+        <w:rPr>
+          <w:rFonts w:ascii="Courier New" w:hAnsi="Courier New" w:cs="Courier New"/>
+          <w:b/>
+          <w:bCs/>
+        </w:rPr>
+        <w:t>SIO / BIOS Active</w:t>
+      </w:r>
+    </w:p>
+    <w:p>
+      <w:pPr>
+        <w:pStyle w:val="ListParagraph"/>
+        <w:spacing w:after="0" w:line="360" w:lineRule="auto"/>
+        <w:rPr>
+          <w:rFonts w:ascii="Courier New" w:hAnsi="Courier New" w:cs="Courier New"/>
+          <w:b/>
+          <w:bCs/>
+        </w:rPr>
+      </w:pPr>
+      <w:r>
+        <w:rPr>
+          <w:rFonts w:ascii="Courier New" w:hAnsi="Courier New" w:cs="Courier New"/>
+          <w:b/>
+          <w:bCs/>
+        </w:rPr>
+        <w:t>↓</w:t>
+      </w:r>
+    </w:p>
+    <w:p>
+      <w:pPr>
+        <w:pStyle w:val="ListParagraph"/>
+        <w:spacing w:after="0" w:line="360" w:lineRule="auto"/>
+        <w:rPr>
+          <w:rFonts w:ascii="Courier New" w:hAnsi="Courier New" w:cs="Courier New"/>
+          <w:b/>
+          <w:bCs/>
+        </w:rPr>
+      </w:pPr>
+      <w:r>
+        <w:rPr>
+          <w:rFonts w:ascii="Courier New" w:hAnsi="Courier New" w:cs="Courier New"/>
+          <w:b/>
+          <w:bCs/>
+        </w:rPr>
+        <w:t>ACOK</w:t>
+      </w:r>
+    </w:p>
+    <w:p>
+      <w:pPr>
+        <w:pStyle w:val="ListParagraph"/>
+        <w:spacing w:after="0" w:line="360" w:lineRule="auto"/>
+        <w:rPr>
+          <w:rFonts w:ascii="Courier New" w:hAnsi="Courier New" w:cs="Courier New"/>
+          <w:b/>
+          <w:bCs/>
+        </w:rPr>
+      </w:pPr>
+      <w:r>
+        <w:rPr>
+          <w:rFonts w:ascii="Courier New" w:hAnsi="Courier New" w:cs="Courier New"/>
+          <w:b/>
+          <w:bCs/>
+        </w:rPr>
+        <w:t>↓</w:t>
+      </w:r>
+    </w:p>
+    <w:p>
+      <w:pPr>
+        <w:pStyle w:val="ListParagraph"/>
+        <w:spacing w:after="0" w:line="360" w:lineRule="auto"/>
+        <w:rPr>
+          <w:rFonts w:ascii="Courier New" w:hAnsi="Courier New" w:cs="Courier New"/>
+          <w:b/>
+          <w:bCs/>
+        </w:rPr>
+      </w:pPr>
+      <w:r>
+        <w:rPr>
+          <w:rFonts w:ascii="Courier New" w:hAnsi="Courier New" w:cs="Courier New"/>
+          <w:b/>
+          <w:bCs/>
+        </w:rPr>
+        <w:t>SMBUS Communication</w:t>
+      </w:r>
+    </w:p>
+    <w:p>
+      <w:pPr>
+        <w:pStyle w:val="ListParagraph"/>
+        <w:spacing w:after="0" w:line="360" w:lineRule="auto"/>
+        <w:rPr>
+          <w:rFonts w:ascii="Courier New" w:hAnsi="Courier New" w:cs="Courier New"/>
+          <w:b/>
+          <w:bCs/>
+        </w:rPr>
+      </w:pPr>
+      <w:r>
+        <w:rPr>
+          <w:rFonts w:ascii="Courier New" w:hAnsi="Courier New" w:cs="Courier New"/>
+          <w:b/>
+          <w:bCs/>
+        </w:rPr>
+        <w:t>↓</w:t>
+      </w:r>
+    </w:p>
+    <w:p>
+      <w:pPr>
+        <w:pStyle w:val="ListParagraph"/>
+        <w:spacing w:after="0" w:line="360" w:lineRule="auto"/>
+        <w:rPr>
+          <w:rFonts w:ascii="Courier New" w:hAnsi="Courier New" w:cs="Courier New"/>
+          <w:b/>
+          <w:bCs/>
+        </w:rPr>
+      </w:pPr>
+      <w:r>
+        <w:rPr>
+          <w:rFonts w:ascii="Courier New" w:hAnsi="Courier New" w:cs="Courier New"/>
+          <w:b/>
+          <w:bCs/>
+        </w:rPr>
+        <w:t>Battery Detect</w:t>
+      </w:r>
+    </w:p>
+    <w:p>
+      <w:pPr>
+        <w:pStyle w:val="ListParagraph"/>
+        <w:spacing w:after="0" w:line="360" w:lineRule="auto"/>
+        <w:rPr>
+          <w:rFonts w:ascii="Courier New" w:hAnsi="Courier New" w:cs="Courier New"/>
+          <w:b/>
+          <w:bCs/>
+        </w:rPr>
+      </w:pPr>
+      <w:r>
+        <w:rPr>
+          <w:rFonts w:ascii="Courier New" w:hAnsi="Courier New" w:cs="Courier New"/>
+          <w:b/>
+          <w:bCs/>
+        </w:rPr>
+        <w:t>↓</w:t>
+      </w:r>
+    </w:p>
+    <w:p>
+      <w:pPr>
+        <w:pStyle w:val="ListParagraph"/>
+        <w:spacing w:after="0" w:line="360" w:lineRule="auto"/>
+        <w:rPr>
+          <w:rFonts w:ascii="Courier New" w:hAnsi="Courier New" w:cs="Courier New"/>
+          <w:b/>
+          <w:bCs/>
+        </w:rPr>
+      </w:pPr>
+      <w:r>
+        <w:rPr>
+          <w:rFonts w:ascii="Courier New" w:hAnsi="Courier New" w:cs="Courier New"/>
+          <w:b/>
+          <w:bCs/>
+        </w:rPr>
+        <w:t>Charging Enable</w:t>
+      </w:r>
+    </w:p>
+    <w:p>
+      <w:pPr>
+        <w:pStyle w:val="ListParagraph"/>
+        <w:spacing w:line="360" w:lineRule="auto"/>
+        <w:rPr>
+          <w:rFonts w:ascii="Courier New" w:hAnsi="Courier New" w:cs="Courier New"/>
+          <w:b/>
+          <w:bCs/>
+        </w:rPr>
+      </w:pPr>
+      <w:r>
+        <w:rPr>
+          <w:rFonts w:ascii="Courier New" w:hAnsi="Courier New" w:cs="Courier New"/>
+          <w:b/>
+          <w:bCs/>
+        </w:rPr>
+        <w:t>↓</w:t>
+      </w:r>
+    </w:p>
+    <w:p>
+      <w:pPr>
+        <w:pStyle w:val="ListParagraph"/>
+        <w:spacing w:after="0" w:line="360" w:lineRule="auto"/>
+        <w:rPr>
+          <w:rFonts w:ascii="Courier New" w:hAnsi="Courier New" w:cs="Courier New"/>
+          <w:b/>
+          <w:bCs/>
+        </w:rPr>
+      </w:pPr>
+      <w:r>
+        <w:rPr>
+          <w:rFonts w:ascii="Courier New" w:hAnsi="Courier New" w:cs="Courier New"/>
+          <w:b/>
+          <w:bCs/>
+        </w:rPr>
+        <w:t>Battery Charging</w:t>
+      </w:r>
+    </w:p>
+    <w:p>
+      <w:pPr>
+        <w:pStyle w:val="ListParagraph"/>
+        <w:spacing w:after="0" w:line="360" w:lineRule="auto"/>
+        <w:rPr>
+          <w:rFonts w:ascii="Courier New" w:hAnsi="Courier New" w:cs="Courier New"/>
+          <w:b/>
+          <w:bCs/>
+        </w:rPr>
+      </w:pPr>
+    </w:p>
+    <w:p>
+      <w:pPr>
+        <w:spacing w:before="100" w:beforeAutospacing="1" w:after="100" w:afterAutospacing="1" w:line="240" w:lineRule="auto"/>
+        <w:rPr>
+          <w:rFonts w:ascii="Times New Roman" w:eastAsia="Times New Roman" w:hAnsi="Times New Roman" w:cs="Times New Roman"/>
+          <w:sz w:val="24"/>
+          <w:szCs w:val="24"/>
+        </w:rPr>
+      </w:pPr>
+      <w:r>
+        <w:rPr>
+          <w:rFonts w:ascii="Times New Roman" w:eastAsia="Times New Roman" w:hAnsi="Times New Roman" w:cs="Times New Roman"/>
+          <w:sz w:val="24"/>
+          <w:szCs w:val="24"/>
+        </w:rPr>
+        <w:t>Aur ye points bhi important hain:</w:t>
+      </w:r>
+    </w:p>
+    <w:p>
+      <w:pPr>
+        <w:numPr>
+          <w:ilvl w:val="0"/>
+          <w:numId w:val="2"/>
+        </w:numPr>
+        <w:spacing w:before="100" w:beforeAutospacing="1" w:after="100" w:afterAutospacing="1" w:line="240" w:lineRule="auto"/>
+        <w:rPr>
+          <w:rFonts w:ascii="Times New Roman" w:eastAsia="Times New Roman" w:hAnsi="Times New Roman" w:cs="Times New Roman"/>
+          <w:sz w:val="24"/>
+          <w:szCs w:val="24"/>
+        </w:rPr>
+      </w:pPr>
+      <w:r>
+        <w:rPr>
+          <w:rFonts w:ascii="Times New Roman" w:eastAsia="Times New Roman" w:hAnsi="Times New Roman" w:cs="Times New Roman"/>
+          <w:sz w:val="24"/>
+          <w:szCs w:val="24"/>
+        </w:rPr>
+        <w:t xml:space="preserve">ACOK = 3.3V → Adapter Connected </w:t>
+      </w:r>
+    </w:p>
+    <w:p>
+      <w:pPr>
+        <w:numPr>
+          <w:ilvl w:val="0"/>
+          <w:numId w:val="2"/>
+        </w:numPr>
+        <w:spacing w:before="100" w:beforeAutospacing="1" w:after="100" w:afterAutospacing="1" w:line="240" w:lineRule="auto"/>
+        <w:rPr>
+          <w:rFonts w:ascii="Times New Roman" w:eastAsia="Times New Roman" w:hAnsi="Times New Roman" w:cs="Times New Roman"/>
+          <w:sz w:val="24"/>
+          <w:szCs w:val="24"/>
+        </w:rPr>
+      </w:pPr>
+      <w:r>
+        <w:rPr>
+          <w:rFonts w:ascii="Times New Roman" w:eastAsia="Times New Roman" w:hAnsi="Times New Roman" w:cs="Times New Roman"/>
+          <w:sz w:val="24"/>
+          <w:szCs w:val="24"/>
+        </w:rPr>
+        <w:t xml:space="preserve">ACOK = 0V → Adapter Not Connected </w:t>
+      </w:r>
+    </w:p>
+    <w:p>
+      <w:pPr>
+        <w:numPr>
+          <w:ilvl w:val="0"/>
+          <w:numId w:val="2"/>
+        </w:numPr>
+        <w:spacing w:before="100" w:beforeAutospacing="1" w:after="100" w:afterAutospacing="1" w:line="240" w:lineRule="auto"/>
+        <w:rPr>
+          <w:rFonts w:ascii="Times New Roman" w:eastAsia="Times New Roman" w:hAnsi="Times New Roman" w:cs="Times New Roman"/>
+          <w:sz w:val="24"/>
+          <w:szCs w:val="24"/>
+        </w:rPr>
+      </w:pPr>
+      <w:r>
+        <w:rPr>
+          <w:rFonts w:ascii="Times New Roman" w:eastAsia="Times New Roman" w:hAnsi="Times New Roman" w:cs="Times New Roman"/>
+          <w:sz w:val="24"/>
+          <w:szCs w:val="24"/>
+        </w:rPr>
+        <w:t xml:space="preserve">SM_DATA aur SM_SCL par 3.3V pull-up hona chahiye </w:t>
+      </w:r>
+    </w:p>
+    <w:p>
+      <w:pPr>
+        <w:numPr>
+          <w:ilvl w:val="0"/>
+          <w:numId w:val="2"/>
+        </w:numPr>
+        <w:spacing w:before="100" w:beforeAutospacing="1" w:after="100" w:afterAutospacing="1" w:line="240" w:lineRule="auto"/>
+        <w:rPr>
+          <w:rFonts w:ascii="Times New Roman" w:eastAsia="Times New Roman" w:hAnsi="Times New Roman" w:cs="Times New Roman"/>
+          <w:sz w:val="24"/>
+          <w:szCs w:val="24"/>
+        </w:rPr>
+      </w:pPr>
+      <w:r>
+        <w:rPr>
+          <w:rFonts w:ascii="Times New Roman" w:eastAsia="Times New Roman" w:hAnsi="Times New Roman" w:cs="Times New Roman"/>
+          <w:sz w:val="24"/>
+          <w:szCs w:val="24"/>
+        </w:rPr>
+        <w:t xml:space="preserve">Battery Present signal valid hona chahiye </w:t>
+      </w:r>
+    </w:p>
+    <w:p>
+      <w:pPr>
+        <w:numPr>
+          <w:ilvl w:val="0"/>
+          <w:numId w:val="2"/>
+        </w:numPr>
+        <w:spacing w:before="100" w:beforeAutospacing="1" w:after="100" w:afterAutospacing="1" w:line="240" w:lineRule="auto"/>
+        <w:rPr>
+          <w:rFonts w:ascii="Times New Roman" w:eastAsia="Times New Roman" w:hAnsi="Times New Roman" w:cs="Times New Roman"/>
+          <w:sz w:val="24"/>
+          <w:szCs w:val="24"/>
+        </w:rPr>
+      </w:pPr>
+      <w:r>
+        <w:rPr>
+          <w:rFonts w:ascii="Times New Roman" w:eastAsia="Times New Roman" w:hAnsi="Times New Roman" w:cs="Times New Roman"/>
+          <w:sz w:val="24"/>
+          <w:szCs w:val="24"/>
+        </w:rPr>
+        <w:t xml:space="preserve">BIOS aur SIO powered hone chahiye </w:t>
+      </w:r>
+    </w:p>
+    <w:p>
+      <w:pPr>
+        <w:pStyle w:val="ListParagraph"/>
+        <w:spacing w:after="0" w:line="360" w:lineRule="auto"/>
+        <w:rPr>
+          <w:rFonts w:ascii="Courier New" w:hAnsi="Courier New" w:cs="Courier New"/>
+          <w:b/>
+          <w:bCs/>
+        </w:rPr>
+      </w:pPr>
     </w:p>
     <w:sectPr>
       <w:pgSz w:w="12240" w:h="15840"/>
@@ -473,7 +970,7 @@
 </file>
 
 <file path=word/numbering.xml><?xml version="1.0" encoding="utf-8"?>
-<w:numbering xmlns:wpc="http://schemas.microsoft.com/office/word/2010/wordprocessingCanvas" xmlns:cx="http://schemas.microsoft.com/office/drawing/2014/chartex" xmlns:cx1="http://schemas.microsoft.com/office/drawing/2015/9/8/chartex" xmlns:cx2="http://schemas.microsoft.com/office/drawing/2015/10/21/chartex" xmlns:cx3="http://schemas.microsoft.com/office/drawing/2016/5/9/chartex" xmlns:cx4="http://schemas.microsoft.com/office/drawing/2016/5/10/chartex" xmlns:cx5="http://schemas.microsoft.com/office/drawing/2016/5/11/chartex" xmlns:cx6="http://schemas.microsoft.com/office/drawing/2016/5/12/chartex" xmlns:cx7="http://schemas.microsoft.com/office/drawing/2016/5/13/chartex" xmlns:cx8="http://schemas.microsoft.com/office/drawing/2016/5/14/chartex" xmlns:mc="http://schemas.openxmlformats.org/markup-compatibility/2006" xmlns:aink="http://schemas.microsoft.com/office/drawing/2016/ink" xmlns:am3d="http://schemas.microsoft.com/office/drawing/2017/model3d" xmlns:o="urn:schemas-microsoft-com:office:office" xmlns:oel="http://schemas.microsoft.com/office/2019/extlst" xmlns:r="http://schemas.openxmlformats.org/officeDocument/2006/relationships" xmlns:m="http://schemas.openxmlformats.org/officeDocument/2006/math" xmlns:v="urn:schemas-microsoft-com:vml" xmlns:wp14="http://schemas.microsoft.com/office/word/2010/wordprocessingDrawing" xmlns:wp="http://schemas.openxmlformats.org/drawingml/2006/wordprocessingDrawing" xmlns:w10="urn:schemas-microsoft-com:office:word" xmlns:w="http://schemas.openxmlformats.org/wordprocessingml/2006/main" xmlns:w14="http://schemas.microsoft.com/office/word/2010/wordml" xmlns:w15="http://schemas.microsoft.com/office/word/2012/wordml" xmlns:w16cex="http://schemas.microsoft.com/office/word/2018/wordml/cex" xmlns:w16cid="http://schemas.microsoft.com/office/word/2016/wordml/cid" xmlns:w16="http://schemas.microsoft.com/office/word/2018/wordml" xmlns:w16sdtdh="http://schemas.microsoft.com/office/word/2020/wordml/sdtdatahash" xmlns:w16se="http://schemas.microsoft.com/office/word/2015/wordml/symex" xmlns:wpg="http://schemas.microsoft.com/office/word/2010/wordprocessingGroup" xmlns:wpi="http://schemas.microsoft.com/office/word/2010/wordprocessingInk" xmlns:wne="http://schemas.microsoft.com/office/word/2006/wordml" xmlns:wps="http://schemas.microsoft.com/office/word/2010/wordprocessingShape" mc:Ignorable="w14 w15 w16se w16cid w16 w16cex w16sdtdh wp14">
+<w:numbering xmlns:wpc="http://schemas.microsoft.com/office/word/2010/wordprocessingCanvas" xmlns:cx="http://schemas.microsoft.com/office/drawing/2014/chartex" xmlns:cx1="http://schemas.microsoft.com/office/drawing/2015/9/8/chartex" xmlns:cx2="http://schemas.microsoft.com/office/drawing/2015/10/21/chartex" xmlns:cx3="http://schemas.microsoft.com/office/drawing/2016/5/9/chartex" xmlns:cx4="http://schemas.microsoft.com/office/drawing/2016/5/10/chartex" xmlns:cx5="http://schemas.microsoft.com/office/drawing/2016/5/11/chartex" xmlns:cx6="http://schemas.microsoft.com/office/drawing/2016/5/12/chartex" xmlns:cx7="http://schemas.microsoft.com/office/drawing/2016/5/13/chartex" xmlns:cx8="http://schemas.microsoft.com/office/drawing/2016/5/14/chartex" xmlns:mc="http://schemas.openxmlformats.org/markup-compatibility/2006" xmlns:aink="http://schemas.microsoft.com/office/drawing/2016/ink" xmlns:am3d="http://schemas.microsoft.com/office/drawing/2017/model3d" xmlns:o="urn:schemas-microsoft-com:office:office" xmlns:r="http://schemas.openxmlformats.org/officeDocument/2006/relationships" xmlns:m="http://schemas.openxmlformats.org/officeDocument/2006/math" xmlns:v="urn:schemas-microsoft-com:vml" xmlns:wp14="http://schemas.microsoft.com/office/word/2010/wordprocessingDrawing" xmlns:wp="http://schemas.openxmlformats.org/drawingml/2006/wordprocessingDrawing" xmlns:w10="urn:schemas-microsoft-com:office:word" xmlns:w="http://schemas.openxmlformats.org/wordprocessingml/2006/main" xmlns:w14="http://schemas.microsoft.com/office/word/2010/wordml" xmlns:w15="http://schemas.microsoft.com/office/word/2012/wordml" xmlns:w16cex="http://schemas.microsoft.com/office/word/2018/wordml/cex" xmlns:w16cid="http://schemas.microsoft.com/office/word/2016/wordml/cid" xmlns:w16="http://schemas.microsoft.com/office/word/2018/wordml" xmlns:w16sdtdh="http://schemas.microsoft.com/office/word/2020/wordml/sdtdatahash" xmlns:w16se="http://schemas.microsoft.com/office/word/2015/wordml/symex" xmlns:wpg="http://schemas.microsoft.com/office/word/2010/wordprocessingGroup" xmlns:wpi="http://schemas.microsoft.com/office/word/2010/wordprocessingInk" xmlns:wne="http://schemas.microsoft.com/office/word/2006/wordml" xmlns:wps="http://schemas.microsoft.com/office/word/2010/wordprocessingShape" mc:Ignorable="w14 w15 w16se w16cid w16 w16cex w16sdtdh wp14">
   <w:abstractNum w:abstractNumId="0" w15:restartNumberingAfterBreak="0">
     <w:nsid w:val="568A3342"/>
     <w:multiLevelType w:val="hybridMultilevel"/>
@@ -586,8 +1083,160 @@
       </w:rPr>
     </w:lvl>
   </w:abstractNum>
-  <w:num w:numId="1" w16cid:durableId="2119979408">
+  <w:abstractNum w:abstractNumId="1" w15:restartNumberingAfterBreak="0">
+    <w:nsid w:val="637376A0"/>
+    <w:multiLevelType w:val="multilevel"/>
+    <w:tmpl w:val="795678B0"/>
+    <w:lvl w:ilvl="0">
+      <w:start w:val="1"/>
+      <w:numFmt w:val="bullet"/>
+      <w:lvlText w:val=""/>
+      <w:lvlJc w:val="left"/>
+      <w:pPr>
+        <w:tabs>
+          <w:tab w:val="num" w:pos="720"/>
+        </w:tabs>
+        <w:ind w:left="720" w:hanging="360"/>
+      </w:pPr>
+      <w:rPr>
+        <w:rFonts w:ascii="Symbol" w:hAnsi="Symbol" w:hint="default"/>
+        <w:sz w:val="20"/>
+      </w:rPr>
+    </w:lvl>
+    <w:lvl w:ilvl="1" w:tentative="1">
+      <w:start w:val="1"/>
+      <w:numFmt w:val="bullet"/>
+      <w:lvlText w:val="o"/>
+      <w:lvlJc w:val="left"/>
+      <w:pPr>
+        <w:tabs>
+          <w:tab w:val="num" w:pos="1440"/>
+        </w:tabs>
+        <w:ind w:left="1440" w:hanging="360"/>
+      </w:pPr>
+      <w:rPr>
+        <w:rFonts w:ascii="Courier New" w:hAnsi="Courier New" w:hint="default"/>
+        <w:sz w:val="20"/>
+      </w:rPr>
+    </w:lvl>
+    <w:lvl w:ilvl="2" w:tentative="1">
+      <w:start w:val="1"/>
+      <w:numFmt w:val="bullet"/>
+      <w:lvlText w:val=""/>
+      <w:lvlJc w:val="left"/>
+      <w:pPr>
+        <w:tabs>
+          <w:tab w:val="num" w:pos="2160"/>
+        </w:tabs>
+        <w:ind w:left="2160" w:hanging="360"/>
+      </w:pPr>
+      <w:rPr>
+        <w:rFonts w:ascii="Wingdings" w:hAnsi="Wingdings" w:hint="default"/>
+        <w:sz w:val="20"/>
+      </w:rPr>
+    </w:lvl>
+    <w:lvl w:ilvl="3" w:tentative="1">
+      <w:start w:val="1"/>
+      <w:numFmt w:val="bullet"/>
+      <w:lvlText w:val=""/>
+      <w:lvlJc w:val="left"/>
+      <w:pPr>
+        <w:tabs>
+          <w:tab w:val="num" w:pos="2880"/>
+        </w:tabs>
+        <w:ind w:left="2880" w:hanging="360"/>
+      </w:pPr>
+      <w:rPr>
+        <w:rFonts w:ascii="Wingdings" w:hAnsi="Wingdings" w:hint="default"/>
+        <w:sz w:val="20"/>
+      </w:rPr>
+    </w:lvl>
+    <w:lvl w:ilvl="4" w:tentative="1">
+      <w:start w:val="1"/>
+      <w:numFmt w:val="bullet"/>
+      <w:lvlText w:val=""/>
+      <w:lvlJc w:val="left"/>
+      <w:pPr>
+        <w:tabs>
+          <w:tab w:val="num" w:pos="3600"/>
+        </w:tabs>
+        <w:ind w:left="3600" w:hanging="360"/>
+      </w:pPr>
+      <w:rPr>
+        <w:rFonts w:ascii="Wingdings" w:hAnsi="Wingdings" w:hint="default"/>
+        <w:sz w:val="20"/>
+      </w:rPr>
+    </w:lvl>
+    <w:lvl w:ilvl="5" w:tentative="1">
+      <w:start w:val="1"/>
+      <w:numFmt w:val="bullet"/>
+      <w:lvlText w:val=""/>
+      <w:lvlJc w:val="left"/>
+      <w:pPr>
+        <w:tabs>
+          <w:tab w:val="num" w:pos="4320"/>
+        </w:tabs>
+        <w:ind w:left="4320" w:hanging="360"/>
+      </w:pPr>
+      <w:rPr>
+        <w:rFonts w:ascii="Wingdings" w:hAnsi="Wingdings" w:hint="default"/>
+        <w:sz w:val="20"/>
+      </w:rPr>
+    </w:lvl>
+    <w:lvl w:ilvl="6" w:tentative="1">
+      <w:start w:val="1"/>
+      <w:numFmt w:val="bullet"/>
+      <w:lvlText w:val=""/>
+      <w:lvlJc w:val="left"/>
+      <w:pPr>
+        <w:tabs>
+          <w:tab w:val="num" w:pos="5040"/>
+        </w:tabs>
+        <w:ind w:left="5040" w:hanging="360"/>
+      </w:pPr>
+      <w:rPr>
+        <w:rFonts w:ascii="Wingdings" w:hAnsi="Wingdings" w:hint="default"/>
+        <w:sz w:val="20"/>
+      </w:rPr>
+    </w:lvl>
+    <w:lvl w:ilvl="7" w:tentative="1">
+      <w:start w:val="1"/>
+      <w:numFmt w:val="bullet"/>
+      <w:lvlText w:val=""/>
+      <w:lvlJc w:val="left"/>
+      <w:pPr>
+        <w:tabs>
+          <w:tab w:val="num" w:pos="5760"/>
+        </w:tabs>
+        <w:ind w:left="5760" w:hanging="360"/>
+      </w:pPr>
+      <w:rPr>
+        <w:rFonts w:ascii="Wingdings" w:hAnsi="Wingdings" w:hint="default"/>
+        <w:sz w:val="20"/>
+      </w:rPr>
+    </w:lvl>
+    <w:lvl w:ilvl="8" w:tentative="1">
+      <w:start w:val="1"/>
+      <w:numFmt w:val="bullet"/>
+      <w:lvlText w:val=""/>
+      <w:lvlJc w:val="left"/>
+      <w:pPr>
+        <w:tabs>
+          <w:tab w:val="num" w:pos="6480"/>
+        </w:tabs>
+        <w:ind w:left="6480" w:hanging="360"/>
+      </w:pPr>
+      <w:rPr>
+        <w:rFonts w:ascii="Wingdings" w:hAnsi="Wingdings" w:hint="default"/>
+        <w:sz w:val="20"/>
+      </w:rPr>
+    </w:lvl>
+  </w:abstractNum>
+  <w:num w:numId="1">
     <w:abstractNumId w:val="0"/>
+  </w:num>
+  <w:num w:numId="2">
+    <w:abstractNumId w:val="1"/>
   </w:num>
 </w:numbering>
 </file>
@@ -1507,6 +2156,22 @@
       <w:spacing w:val="5"/>
     </w:rPr>
   </w:style>
+  <w:style w:type="paragraph" w:styleId="NormalWeb">
+    <w:name w:val="Normal (Web)"/>
+    <w:basedOn w:val="Normal"/>
+    <w:uiPriority w:val="99"/>
+    <w:semiHidden/>
+    <w:unhideWhenUsed/>
+    <w:rsid w:val="00FF46F5"/>
+    <w:pPr>
+      <w:spacing w:before="100" w:beforeAutospacing="1" w:after="100" w:afterAutospacing="1" w:line="240" w:lineRule="auto"/>
+    </w:pPr>
+    <w:rPr>
+      <w:rFonts w:ascii="Times New Roman" w:eastAsia="Times New Roman" w:hAnsi="Times New Roman" w:cs="Times New Roman"/>
+      <w:sz w:val="24"/>
+      <w:szCs w:val="24"/>
+    </w:rPr>
+  </w:style>
 </w:styles>
 </file>
 

--- a/Nitya_Laptop/MB Section/3-Battery Charging/Charging Process.docx
+++ b/Nitya_Laptop/MB Section/3-Battery Charging/Charging Process.docx
@@ -142,7 +142,23 @@
           <w:b/>
           <w:bCs/>
         </w:rPr>
-        <w:t>Battery Charging requirements</w:t>
+        <w:t xml:space="preserve">Battery Charging </w:t>
+      </w:r>
+      <w:r>
+        <w:rPr>
+          <w:rFonts w:ascii="Georgia" w:hAnsi="Georgia"/>
+          <w:b/>
+          <w:bCs/>
+        </w:rPr>
+        <w:t>R</w:t>
+      </w:r>
+      <w:r>
+        <w:rPr>
+          <w:rFonts w:ascii="Georgia" w:hAnsi="Georgia"/>
+          <w:b/>
+          <w:bCs/>
+        </w:rPr>
+        <w:t>equirements</w:t>
       </w:r>
     </w:p>
     <w:p>
@@ -223,7 +239,19 @@
         <w:rPr>
           <w:rFonts w:ascii="Georgia" w:hAnsi="Georgia"/>
         </w:rPr>
-        <w:t>Battery Presert (LDO honi chahiye pull ke through - high hai to low aur low hai to high)</w:t>
+        <w:t xml:space="preserve">Battery </w:t>
+      </w:r>
+      <w:r>
+        <w:rPr>
+          <w:rFonts w:ascii="Georgia" w:hAnsi="Georgia"/>
+        </w:rPr>
+        <w:t>Present</w:t>
+      </w:r>
+      <w:r>
+        <w:rPr>
+          <w:rFonts w:ascii="Georgia" w:hAnsi="Georgia"/>
+        </w:rPr>
+        <w:t xml:space="preserve"> (LDO honi chahiye pull ke through - high hai to low aur low hai to high)</w:t>
       </w:r>
     </w:p>
     <w:p>
